--- a/CRUDEX/testes/report_result.docx
+++ b/CRUDEX/testes/report_result.docx
@@ -23,7 +23,7 @@
                     <pic:cNvPicPr/>
                   </pic:nvPicPr>
                   <pic:blipFill>
-                    <a:blip r:embed="R30114b8d3ace43b7" cstate="print"/>
+                    <a:blip r:embed="Rafe6ee0a9ef441bf" cstate="print"/>
                     <a:stretch>
                       <a:fillRect/>
                     </a:stretch>
@@ -400,7 +400,7 @@
                     <pic:cNvPicPr/>
                   </pic:nvPicPr>
                   <pic:blipFill>
-                    <a:blip r:embed="Rf251d41d263f4785"/>
+                    <a:blip r:embed="R7f53101770104084"/>
                     <a:stretch>
                       <a:fillRect/>
                     </a:stretch>

--- a/CRUDEX/testes/report_result.docx
+++ b/CRUDEX/testes/report_result.docx
@@ -23,7 +23,7 @@
                     <pic:cNvPicPr/>
                   </pic:nvPicPr>
                   <pic:blipFill>
-                    <a:blip r:embed="Rafe6ee0a9ef441bf" cstate="print"/>
+                    <a:blip r:embed="R1d06235e780e41d2" cstate="print"/>
                     <a:stretch>
                       <a:fillRect/>
                     </a:stretch>
@@ -400,7 +400,7 @@
                     <pic:cNvPicPr/>
                   </pic:nvPicPr>
                   <pic:blipFill>
-                    <a:blip r:embed="R7f53101770104084"/>
+                    <a:blip r:embed="R1e804a80828b4807"/>
                     <a:stretch>
                       <a:fillRect/>
                     </a:stretch>

--- a/CRUDEX/testes/report_result.docx
+++ b/CRUDEX/testes/report_result.docx
@@ -23,7 +23,7 @@
                     <pic:cNvPicPr/>
                   </pic:nvPicPr>
                   <pic:blipFill>
-                    <a:blip r:embed="R1d06235e780e41d2" cstate="print"/>
+                    <a:blip r:embed="Rd02064b8383543bb" cstate="print"/>
                     <a:stretch>
                       <a:fillRect/>
                     </a:stretch>
@@ -400,7 +400,7 @@
                     <pic:cNvPicPr/>
                   </pic:nvPicPr>
                   <pic:blipFill>
-                    <a:blip r:embed="R1e804a80828b4807"/>
+                    <a:blip r:embed="Rb1fd45edd3d54f3a"/>
                     <a:stretch>
                       <a:fillRect/>
                     </a:stretch>

--- a/CRUDEX/testes/report_result.docx
+++ b/CRUDEX/testes/report_result.docx
@@ -23,7 +23,7 @@
                     <pic:cNvPicPr/>
                   </pic:nvPicPr>
                   <pic:blipFill>
-                    <a:blip r:embed="Rd02064b8383543bb" cstate="print"/>
+                    <a:blip r:embed="Rd0205835c37641b2" cstate="print"/>
                     <a:stretch>
                       <a:fillRect/>
                     </a:stretch>
@@ -400,7 +400,7 @@
                     <pic:cNvPicPr/>
                   </pic:nvPicPr>
                   <pic:blipFill>
-                    <a:blip r:embed="Rb1fd45edd3d54f3a"/>
+                    <a:blip r:embed="Radaa6653b31d4772"/>
                     <a:stretch>
                       <a:fillRect/>
                     </a:stretch>

--- a/CRUDEX/testes/report_result.docx
+++ b/CRUDEX/testes/report_result.docx
@@ -23,7 +23,7 @@
                     <pic:cNvPicPr/>
                   </pic:nvPicPr>
                   <pic:blipFill>
-                    <a:blip r:embed="Rd0205835c37641b2" cstate="print"/>
+                    <a:blip r:embed="Rb19e0b6ff5a84aab" cstate="print"/>
                     <a:stretch>
                       <a:fillRect/>
                     </a:stretch>
@@ -400,7 +400,7 @@
                     <pic:cNvPicPr/>
                   </pic:nvPicPr>
                   <pic:blipFill>
-                    <a:blip r:embed="Radaa6653b31d4772"/>
+                    <a:blip r:embed="Rc9a17d8423204e30"/>
                     <a:stretch>
                       <a:fillRect/>
                     </a:stretch>

--- a/CRUDEX/testes/report_result.docx
+++ b/CRUDEX/testes/report_result.docx
@@ -23,7 +23,7 @@
                     <pic:cNvPicPr/>
                   </pic:nvPicPr>
                   <pic:blipFill>
-                    <a:blip r:embed="Rb19e0b6ff5a84aab" cstate="print"/>
+                    <a:blip r:embed="R2bbfca4d98f147db" cstate="print"/>
                     <a:stretch>
                       <a:fillRect/>
                     </a:stretch>
@@ -400,7 +400,7 @@
                     <pic:cNvPicPr/>
                   </pic:nvPicPr>
                   <pic:blipFill>
-                    <a:blip r:embed="Rc9a17d8423204e30"/>
+                    <a:blip r:embed="R59d57d5cf8f24036"/>
                     <a:stretch>
                       <a:fillRect/>
                     </a:stretch>

--- a/CRUDEX/testes/report_result.docx
+++ b/CRUDEX/testes/report_result.docx
@@ -23,7 +23,7 @@
                     <pic:cNvPicPr/>
                   </pic:nvPicPr>
                   <pic:blipFill>
-                    <a:blip r:embed="R2bbfca4d98f147db" cstate="print"/>
+                    <a:blip r:embed="Rf17f4b43f2d04ab6" cstate="print"/>
                     <a:stretch>
                       <a:fillRect/>
                     </a:stretch>
@@ -400,7 +400,7 @@
                     <pic:cNvPicPr/>
                   </pic:nvPicPr>
                   <pic:blipFill>
-                    <a:blip r:embed="R59d57d5cf8f24036"/>
+                    <a:blip r:embed="R331398847f814087"/>
                     <a:stretch>
                       <a:fillRect/>
                     </a:stretch>
